--- a/leetcode/google/英语单词整理.docx
+++ b/leetcode/google/英语单词整理.docx
@@ -14,69 +14,114 @@
           <w:rFonts w:hint="eastAsia"/>
           <w:lang w:val="en-US" w:eastAsia="zh-CN"/>
         </w:rPr>
-        <w:t>42.</w:t>
-      </w:r>
-    </w:p>
-    <w:p>
-      <w:pPr>
-        <w:rPr>
-          <w:rFonts w:hint="eastAsia"/>
-          <w:lang w:val="en-US" w:eastAsia="zh-CN"/>
-        </w:rPr>
-      </w:pPr>
-      <w:r>
+        <w:t>4.</w:t>
+      </w:r>
+    </w:p>
+    <w:p>
+      <w:pPr>
         <w:rPr>
           <w:rFonts w:hint="default"/>
           <w:lang w:val="en-US" w:eastAsia="zh-CN"/>
         </w:rPr>
-        <w:t>elevation map</w:t>
-      </w:r>
-      <w:r>
-        <w:rPr>
-          <w:rFonts w:hint="eastAsia"/>
-          <w:lang w:val="en-US" w:eastAsia="zh-CN"/>
-        </w:rPr>
-        <w:t xml:space="preserve"> 地形图</w:t>
-      </w:r>
-    </w:p>
-    <w:p>
-      <w:pPr>
-        <w:rPr>
-          <w:rFonts w:hint="eastAsia"/>
-          <w:lang w:val="en-US" w:eastAsia="zh-CN"/>
-        </w:rPr>
       </w:pPr>
       <w:r>
         <w:rPr>
           <w:rFonts w:hint="default"/>
           <w:lang w:val="en-US" w:eastAsia="zh-CN"/>
         </w:rPr>
-        <w:t>elevation</w:t>
-      </w:r>
-      <w:r>
-        <w:rPr>
-          <w:rFonts w:hint="eastAsia"/>
-          <w:lang w:val="en-US" w:eastAsia="zh-CN"/>
-        </w:rPr>
-        <w:t xml:space="preserve"> 海拔、高度，也可指立面图（建筑设计中）或提升、晋升</w:t>
-      </w:r>
-    </w:p>
-    <w:p>
-      <w:pPr>
-        <w:rPr>
-          <w:rFonts w:hint="default"/>
-          <w:lang w:val="en-US" w:eastAsia="zh-CN"/>
-        </w:rPr>
-      </w:pPr>
-      <w:r>
-        <w:rPr>
-          <w:rFonts w:hint="eastAsia"/>
-          <w:lang w:val="en-US" w:eastAsia="zh-CN"/>
-        </w:rPr>
-        <w:t>bar 条形</w:t>
+        <w:t>median</w:t>
+      </w:r>
+      <w:r>
+        <w:rPr>
+          <w:rFonts w:hint="eastAsia"/>
+          <w:lang w:val="en-US" w:eastAsia="zh-CN"/>
+        </w:rPr>
+        <w:t xml:space="preserve"> 中位数</w:t>
       </w:r>
       <w:bookmarkStart w:id="0" w:name="_GoBack"/>
       <w:bookmarkEnd w:id="0"/>
+    </w:p>
+    <w:p>
+      <w:pPr>
+        <w:rPr>
+          <w:rFonts w:hint="eastAsia"/>
+          <w:lang w:val="en-US" w:eastAsia="zh-CN"/>
+        </w:rPr>
+      </w:pPr>
+    </w:p>
+    <w:p>
+      <w:pPr>
+        <w:rPr>
+          <w:rFonts w:hint="eastAsia"/>
+          <w:lang w:val="en-US" w:eastAsia="zh-CN"/>
+        </w:rPr>
+      </w:pPr>
+      <w:r>
+        <w:rPr>
+          <w:rFonts w:hint="eastAsia"/>
+          <w:lang w:val="en-US" w:eastAsia="zh-CN"/>
+        </w:rPr>
+        <w:t>42.</w:t>
+      </w:r>
+    </w:p>
+    <w:p>
+      <w:pPr>
+        <w:rPr>
+          <w:rFonts w:hint="eastAsia"/>
+          <w:lang w:val="en-US" w:eastAsia="zh-CN"/>
+        </w:rPr>
+      </w:pPr>
+      <w:r>
+        <w:rPr>
+          <w:rFonts w:hint="default"/>
+          <w:lang w:val="en-US" w:eastAsia="zh-CN"/>
+        </w:rPr>
+        <w:t>elevation map</w:t>
+      </w:r>
+      <w:r>
+        <w:rPr>
+          <w:rFonts w:hint="eastAsia"/>
+          <w:lang w:val="en-US" w:eastAsia="zh-CN"/>
+        </w:rPr>
+        <w:t xml:space="preserve"> 地形图</w:t>
+      </w:r>
+    </w:p>
+    <w:p>
+      <w:pPr>
+        <w:rPr>
+          <w:rFonts w:hint="eastAsia"/>
+          <w:lang w:val="en-US" w:eastAsia="zh-CN"/>
+        </w:rPr>
+      </w:pPr>
+      <w:r>
+        <w:rPr>
+          <w:rFonts w:hint="default"/>
+          <w:lang w:val="en-US" w:eastAsia="zh-CN"/>
+        </w:rPr>
+        <w:t>elevation</w:t>
+      </w:r>
+      <w:r>
+        <w:rPr>
+          <w:rFonts w:hint="eastAsia"/>
+          <w:lang w:val="en-US" w:eastAsia="zh-CN"/>
+        </w:rPr>
+        <w:t xml:space="preserve"> 海拔、高度，也可指立面图（建筑设计中）或提升、晋升</w:t>
+      </w:r>
+    </w:p>
+    <w:p>
+      <w:pPr>
+        <w:rPr>
+          <w:rFonts w:hint="default"/>
+          <w:lang w:val="en-US" w:eastAsia="zh-CN"/>
+        </w:rPr>
+      </w:pPr>
+      <w:r>
+        <w:rPr>
+          <w:rFonts w:hint="eastAsia"/>
+          <w:lang w:val="en-US" w:eastAsia="zh-CN"/>
+        </w:rPr>
+        <w:t>bar 条形</w:t>
+      </w:r>
     </w:p>
     <w:p>
       <w:pPr>
@@ -483,7 +528,7 @@
         <a:sysClr val="windowText" lastClr="000000"/>
       </a:dk1>
       <a:lt1>
-        <a:sysClr val="window" lastClr="FFFFFF"/>
+        <a:sysClr val="window" lastClr="CAEACE"/>
       </a:lt1>
       <a:dk2>
         <a:srgbClr val="44546A"/>

--- a/leetcode/google/英语单词整理.docx
+++ b/leetcode/google/英语单词整理.docx
@@ -20,7 +20,7 @@
     <w:p>
       <w:pPr>
         <w:rPr>
-          <w:rFonts w:hint="default"/>
+          <w:rFonts w:hint="eastAsia"/>
           <w:lang w:val="en-US" w:eastAsia="zh-CN"/>
         </w:rPr>
       </w:pPr>
@@ -37,6 +37,111 @@
           <w:lang w:val="en-US" w:eastAsia="zh-CN"/>
         </w:rPr>
         <w:t xml:space="preserve"> 中位数</w:t>
+      </w:r>
+    </w:p>
+    <w:p>
+      <w:pPr>
+        <w:rPr>
+          <w:rFonts w:hint="eastAsia"/>
+          <w:lang w:val="en-US" w:eastAsia="zh-CN"/>
+        </w:rPr>
+      </w:pPr>
+    </w:p>
+    <w:p>
+      <w:pPr>
+        <w:rPr>
+          <w:rFonts w:hint="eastAsia"/>
+          <w:lang w:val="en-US" w:eastAsia="zh-CN"/>
+        </w:rPr>
+      </w:pPr>
+      <w:r>
+        <w:rPr>
+          <w:rFonts w:hint="eastAsia"/>
+          <w:lang w:val="en-US" w:eastAsia="zh-CN"/>
+        </w:rPr>
+        <w:t>20.</w:t>
+      </w:r>
+    </w:p>
+    <w:p>
+      <w:pPr>
+        <w:rPr>
+          <w:rFonts w:hint="eastAsia"/>
+          <w:lang w:val="en-US" w:eastAsia="zh-CN"/>
+        </w:rPr>
+      </w:pPr>
+      <w:r>
+        <w:rPr>
+          <w:rFonts w:hint="eastAsia"/>
+          <w:lang w:val="en-US" w:eastAsia="zh-CN"/>
+        </w:rPr>
+        <w:t>o</w:t>
+      </w:r>
+      <w:r>
+        <w:rPr>
+          <w:rFonts w:hint="default"/>
+          <w:lang w:val="en-US" w:eastAsia="zh-CN"/>
+        </w:rPr>
+        <w:t>pen brackets</w:t>
+      </w:r>
+      <w:r>
+        <w:rPr>
+          <w:rFonts w:hint="eastAsia"/>
+          <w:lang w:val="en-US" w:eastAsia="zh-CN"/>
+        </w:rPr>
+        <w:t xml:space="preserve"> 左括号</w:t>
+      </w:r>
+    </w:p>
+    <w:p>
+      <w:pPr>
+        <w:rPr>
+          <w:rFonts w:hint="eastAsia"/>
+          <w:lang w:val="en-US" w:eastAsia="zh-CN"/>
+        </w:rPr>
+      </w:pPr>
+      <w:r>
+        <w:rPr>
+          <w:rFonts w:hint="default"/>
+          <w:lang w:val="en-US" w:eastAsia="zh-CN"/>
+        </w:rPr>
+        <w:t>close bracket</w:t>
+      </w:r>
+      <w:r>
+        <w:rPr>
+          <w:rFonts w:hint="eastAsia"/>
+          <w:lang w:val="en-US" w:eastAsia="zh-CN"/>
+        </w:rPr>
+        <w:t xml:space="preserve"> </w:t>
+      </w:r>
+      <w:r>
+        <w:rPr>
+          <w:rFonts w:hint="eastAsia"/>
+          <w:lang w:val="en-US" w:eastAsia="zh-CN"/>
+        </w:rPr>
+        <w:tab/>
+        <w:t>右括号</w:t>
+      </w:r>
+    </w:p>
+    <w:p>
+      <w:pPr>
+        <w:rPr>
+          <w:rFonts w:hint="default"/>
+          <w:lang w:val="en-US" w:eastAsia="zh-CN"/>
+        </w:rPr>
+      </w:pPr>
+      <w:r>
+        <w:rPr>
+          <w:rFonts w:hint="default"/>
+          <w:lang w:val="en-US" w:eastAsia="zh-CN"/>
+        </w:rPr>
+        <w:t>parentheses</w:t>
+      </w:r>
+      <w:r>
+        <w:rPr>
+          <w:rFonts w:hint="eastAsia"/>
+          <w:lang w:val="en-US" w:eastAsia="zh-CN"/>
+        </w:rPr>
+        <w:tab/>
+        <w:t>括号</w:t>
       </w:r>
       <w:bookmarkStart w:id="0" w:name="_GoBack"/>
       <w:bookmarkEnd w:id="0"/>
@@ -528,7 +633,7 @@
         <a:sysClr val="windowText" lastClr="000000"/>
       </a:dk1>
       <a:lt1>
-        <a:sysClr val="window" lastClr="CAEACE"/>
+        <a:sysClr val="window" lastClr="FFFFFF"/>
       </a:lt1>
       <a:dk2>
         <a:srgbClr val="44546A"/>

--- a/leetcode/google/英语单词整理.docx
+++ b/leetcode/google/英语单词整理.docx
@@ -81,7 +81,7 @@
           <w:rFonts w:hint="default"/>
           <w:lang w:val="en-US" w:eastAsia="zh-CN"/>
         </w:rPr>
-        <w:t>pen brackets</w:t>
+        <w:t>pen bracket</w:t>
       </w:r>
       <w:r>
         <w:rPr>

--- a/leetcode/google/英语单词整理.docx
+++ b/leetcode/google/英语单词整理.docx
@@ -118,13 +118,19 @@
           <w:lang w:val="en-US" w:eastAsia="zh-CN"/>
         </w:rPr>
         <w:tab/>
+      </w:r>
+      <w:r>
+        <w:rPr>
+          <w:rFonts w:hint="eastAsia"/>
+          <w:lang w:val="en-US" w:eastAsia="zh-CN"/>
+        </w:rPr>
         <w:t>右括号</w:t>
       </w:r>
     </w:p>
     <w:p>
       <w:pPr>
         <w:rPr>
-          <w:rFonts w:hint="default"/>
+          <w:rFonts w:hint="eastAsia"/>
           <w:lang w:val="en-US" w:eastAsia="zh-CN"/>
         </w:rPr>
       </w:pPr>
@@ -141,7 +147,88 @@
           <w:lang w:val="en-US" w:eastAsia="zh-CN"/>
         </w:rPr>
         <w:tab/>
+      </w:r>
+      <w:r>
+        <w:rPr>
+          <w:rFonts w:hint="eastAsia"/>
+          <w:lang w:val="en-US" w:eastAsia="zh-CN"/>
+        </w:rPr>
         <w:t>括号</w:t>
+      </w:r>
+    </w:p>
+    <w:p>
+      <w:pPr>
+        <w:rPr>
+          <w:rFonts w:hint="eastAsia"/>
+          <w:lang w:val="en-US" w:eastAsia="zh-CN"/>
+        </w:rPr>
+      </w:pPr>
+    </w:p>
+    <w:p>
+      <w:pPr>
+        <w:rPr>
+          <w:rFonts w:hint="eastAsia"/>
+          <w:lang w:val="en-US" w:eastAsia="zh-CN"/>
+        </w:rPr>
+      </w:pPr>
+      <w:r>
+        <w:rPr>
+          <w:rFonts w:hint="eastAsia"/>
+          <w:lang w:val="en-US" w:eastAsia="zh-CN"/>
+        </w:rPr>
+        <w:t>21.</w:t>
+      </w:r>
+    </w:p>
+    <w:p>
+      <w:pPr>
+        <w:rPr>
+          <w:rFonts w:hint="default"/>
+          <w:lang w:val="en-US" w:eastAsia="zh-CN"/>
+        </w:rPr>
+      </w:pPr>
+      <w:r>
+        <w:rPr>
+          <w:rFonts w:hint="default"/>
+          <w:lang w:val="en-US" w:eastAsia="zh-CN"/>
+        </w:rPr>
+        <w:t>The list should be made by splicing together the nodes of the first two lists.</w:t>
+      </w:r>
+    </w:p>
+    <w:p>
+      <w:pPr>
+        <w:rPr>
+          <w:rFonts w:hint="default"/>
+          <w:lang w:val="en-US" w:eastAsia="zh-CN"/>
+        </w:rPr>
+      </w:pPr>
+      <w:r>
+        <w:rPr>
+          <w:rFonts w:hint="default"/>
+          <w:lang w:val="en-US" w:eastAsia="zh-CN"/>
+        </w:rPr>
+        <w:t>该列表应通过将前两个列表的节点拼接在一起而形成。</w:t>
+      </w:r>
+    </w:p>
+    <w:p>
+      <w:pPr>
+        <w:rPr>
+          <w:rFonts w:hint="default"/>
+          <w:lang w:val="en-US" w:eastAsia="zh-CN"/>
+        </w:rPr>
+      </w:pPr>
+      <w:r>
+        <w:rPr>
+          <w:rFonts w:hint="default"/>
+          <w:lang w:val="en-US" w:eastAsia="zh-CN"/>
+        </w:rPr>
+        <w:t>splice</w:t>
+      </w:r>
+      <w:r>
+        <w:rPr>
+          <w:rFonts w:hint="eastAsia"/>
+          <w:lang w:val="en-US" w:eastAsia="zh-CN"/>
+        </w:rPr>
+        <w:t xml:space="preserve"> 拼接</w:t>
       </w:r>
       <w:bookmarkStart w:id="0" w:name="_GoBack"/>
       <w:bookmarkEnd w:id="0"/>

--- a/leetcode/google/英语单词整理.docx
+++ b/leetcode/google/英语单词整理.docx
@@ -4,6 +4,7 @@
   <w:body>
     <w:p>
       <w:pPr>
+        <w:outlineLvl w:val="0"/>
         <w:rPr>
           <w:rFonts w:hint="eastAsia"/>
           <w:lang w:val="en-US" w:eastAsia="zh-CN"/>
@@ -49,6 +50,7 @@
     </w:p>
     <w:p>
       <w:pPr>
+        <w:outlineLvl w:val="0"/>
         <w:rPr>
           <w:rFonts w:hint="eastAsia"/>
           <w:lang w:val="en-US" w:eastAsia="zh-CN"/>
@@ -166,6 +168,7 @@
     </w:p>
     <w:p>
       <w:pPr>
+        <w:outlineLvl w:val="0"/>
         <w:rPr>
           <w:rFonts w:hint="eastAsia"/>
           <w:lang w:val="en-US" w:eastAsia="zh-CN"/>
@@ -229,6 +232,202 @@
           <w:lang w:val="en-US" w:eastAsia="zh-CN"/>
         </w:rPr>
         <w:t xml:space="preserve"> 拼接</w:t>
+      </w:r>
+    </w:p>
+    <w:p>
+      <w:pPr>
+        <w:rPr>
+          <w:rFonts w:hint="eastAsia"/>
+          <w:lang w:val="en-US" w:eastAsia="zh-CN"/>
+        </w:rPr>
+      </w:pPr>
+    </w:p>
+    <w:p>
+      <w:pPr>
+        <w:outlineLvl w:val="0"/>
+        <w:rPr>
+          <w:rFonts w:hint="eastAsia"/>
+          <w:lang w:val="en-US" w:eastAsia="zh-CN"/>
+        </w:rPr>
+      </w:pPr>
+      <w:r>
+        <w:rPr>
+          <w:rFonts w:hint="eastAsia"/>
+          <w:lang w:val="en-US" w:eastAsia="zh-CN"/>
+        </w:rPr>
+        <w:t>42.</w:t>
+      </w:r>
+    </w:p>
+    <w:p>
+      <w:pPr>
+        <w:rPr>
+          <w:rFonts w:hint="eastAsia"/>
+          <w:lang w:val="en-US" w:eastAsia="zh-CN"/>
+        </w:rPr>
+      </w:pPr>
+      <w:r>
+        <w:rPr>
+          <w:rFonts w:hint="default"/>
+          <w:lang w:val="en-US" w:eastAsia="zh-CN"/>
+        </w:rPr>
+        <w:t>elevation map</w:t>
+      </w:r>
+      <w:r>
+        <w:rPr>
+          <w:rFonts w:hint="eastAsia"/>
+          <w:lang w:val="en-US" w:eastAsia="zh-CN"/>
+        </w:rPr>
+        <w:t xml:space="preserve"> 地形图</w:t>
+      </w:r>
+    </w:p>
+    <w:p>
+      <w:pPr>
+        <w:rPr>
+          <w:rFonts w:hint="eastAsia"/>
+          <w:lang w:val="en-US" w:eastAsia="zh-CN"/>
+        </w:rPr>
+      </w:pPr>
+      <w:r>
+        <w:rPr>
+          <w:rFonts w:hint="default"/>
+          <w:lang w:val="en-US" w:eastAsia="zh-CN"/>
+        </w:rPr>
+        <w:t>elevation</w:t>
+      </w:r>
+      <w:r>
+        <w:rPr>
+          <w:rFonts w:hint="eastAsia"/>
+          <w:lang w:val="en-US" w:eastAsia="zh-CN"/>
+        </w:rPr>
+        <w:t xml:space="preserve"> 海拔、高度，也可指立面图（建筑设计中）或提升、晋升</w:t>
+      </w:r>
+    </w:p>
+    <w:p>
+      <w:pPr>
+        <w:rPr>
+          <w:rFonts w:hint="default"/>
+          <w:lang w:val="en-US" w:eastAsia="zh-CN"/>
+        </w:rPr>
+      </w:pPr>
+      <w:r>
+        <w:rPr>
+          <w:rFonts w:hint="eastAsia"/>
+          <w:lang w:val="en-US" w:eastAsia="zh-CN"/>
+        </w:rPr>
+        <w:t>bar 条形</w:t>
+      </w:r>
+    </w:p>
+    <w:p>
+      <w:pPr>
+        <w:rPr>
+          <w:rFonts w:hint="eastAsia"/>
+          <w:lang w:val="en-US" w:eastAsia="zh-CN"/>
+        </w:rPr>
+      </w:pPr>
+    </w:p>
+    <w:p>
+      <w:pPr>
+        <w:outlineLvl w:val="0"/>
+        <w:rPr>
+          <w:rFonts w:hint="default" w:eastAsiaTheme="minorEastAsia"/>
+          <w:lang w:val="en-US" w:eastAsia="zh-CN"/>
+        </w:rPr>
+      </w:pPr>
+      <w:r>
+        <w:rPr>
+          <w:rFonts w:hint="eastAsia"/>
+          <w:lang w:val="en-US" w:eastAsia="zh-CN"/>
+        </w:rPr>
+        <w:t>88.</w:t>
+      </w:r>
+    </w:p>
+    <w:p>
+      <w:pPr>
+        <w:rPr>
+          <w:rFonts w:hint="eastAsia"/>
+          <w:lang w:val="en-US" w:eastAsia="zh-CN"/>
+        </w:rPr>
+      </w:pPr>
+      <w:r>
+        <w:rPr>
+          <w:rFonts w:hint="eastAsia"/>
+        </w:rPr>
+        <w:t>non-decreasing order</w:t>
+      </w:r>
+      <w:r>
+        <w:rPr>
+          <w:rFonts w:hint="eastAsia"/>
+          <w:lang w:val="en-US" w:eastAsia="zh-CN"/>
+        </w:rPr>
+        <w:t xml:space="preserve"> 非递减顺序(非严格递增)</w:t>
+      </w:r>
+    </w:p>
+    <w:p>
+      <w:pPr>
+        <w:rPr>
+          <w:rFonts w:hint="eastAsia"/>
+          <w:lang w:val="en-US" w:eastAsia="zh-CN"/>
+        </w:rPr>
+      </w:pPr>
+      <w:r>
+        <w:rPr>
+          <w:rFonts w:hint="default"/>
+          <w:lang w:val="en-US" w:eastAsia="zh-CN"/>
+        </w:rPr>
+        <w:t>respectively</w:t>
+      </w:r>
+      <w:r>
+        <w:rPr>
+          <w:rFonts w:hint="eastAsia"/>
+          <w:lang w:val="en-US" w:eastAsia="zh-CN"/>
+        </w:rPr>
+        <w:t xml:space="preserve"> 分别</w:t>
+      </w:r>
+    </w:p>
+    <w:p>
+      <w:pPr>
+        <w:rPr>
+          <w:rFonts w:hint="eastAsia"/>
+          <w:lang w:val="en-US" w:eastAsia="zh-CN"/>
+        </w:rPr>
+      </w:pPr>
+      <w:r>
+        <w:rPr>
+          <w:rFonts w:hint="default"/>
+          <w:lang w:val="en-US" w:eastAsia="zh-CN"/>
+        </w:rPr>
+        <w:t>accommodate</w:t>
+      </w:r>
+      <w:r>
+        <w:rPr>
+          <w:rFonts w:hint="eastAsia"/>
+          <w:lang w:val="en-US" w:eastAsia="zh-CN"/>
+        </w:rPr>
+        <w:t xml:space="preserve"> 适应</w:t>
+      </w:r>
+    </w:p>
+    <w:p>
+      <w:pPr>
+        <w:rPr>
+          <w:rFonts w:hint="eastAsia"/>
+          <w:lang w:val="en-US" w:eastAsia="zh-CN"/>
+        </w:rPr>
+      </w:pPr>
+    </w:p>
+    <w:p>
+      <w:pPr>
+        <w:outlineLvl w:val="0"/>
+        <w:rPr>
+          <w:rFonts w:hint="eastAsia"/>
+          <w:lang w:val="en-US" w:eastAsia="zh-CN"/>
+        </w:rPr>
+      </w:pPr>
+      <w:r>
+        <w:rPr>
+          <w:rFonts w:hint="eastAsia"/>
+          <w:lang w:val="en-US" w:eastAsia="zh-CN"/>
+        </w:rPr>
+        <w:t>125.</w:t>
       </w:r>
       <w:bookmarkStart w:id="0" w:name="_GoBack"/>
       <w:bookmarkEnd w:id="0"/>
@@ -236,171 +435,70 @@
     <w:p>
       <w:pPr>
         <w:rPr>
-          <w:rFonts w:hint="eastAsia"/>
-          <w:lang w:val="en-US" w:eastAsia="zh-CN"/>
-        </w:rPr>
-      </w:pPr>
-    </w:p>
-    <w:p>
-      <w:pPr>
-        <w:rPr>
-          <w:rFonts w:hint="eastAsia"/>
-          <w:lang w:val="en-US" w:eastAsia="zh-CN"/>
-        </w:rPr>
-      </w:pPr>
-      <w:r>
-        <w:rPr>
-          <w:rFonts w:hint="eastAsia"/>
-          <w:lang w:val="en-US" w:eastAsia="zh-CN"/>
-        </w:rPr>
-        <w:t>42.</w:t>
-      </w:r>
-    </w:p>
-    <w:p>
-      <w:pPr>
-        <w:rPr>
-          <w:rFonts w:hint="eastAsia"/>
-          <w:lang w:val="en-US" w:eastAsia="zh-CN"/>
-        </w:rPr>
-      </w:pPr>
-      <w:r>
-        <w:rPr>
-          <w:rFonts w:hint="default"/>
-          <w:lang w:val="en-US" w:eastAsia="zh-CN"/>
-        </w:rPr>
-        <w:t>elevation map</w:t>
-      </w:r>
-      <w:r>
-        <w:rPr>
-          <w:rFonts w:hint="eastAsia"/>
-          <w:lang w:val="en-US" w:eastAsia="zh-CN"/>
-        </w:rPr>
-        <w:t xml:space="preserve"> 地形图</w:t>
-      </w:r>
-    </w:p>
-    <w:p>
-      <w:pPr>
-        <w:rPr>
-          <w:rFonts w:hint="eastAsia"/>
-          <w:lang w:val="en-US" w:eastAsia="zh-CN"/>
-        </w:rPr>
-      </w:pPr>
-      <w:r>
-        <w:rPr>
-          <w:rFonts w:hint="default"/>
-          <w:lang w:val="en-US" w:eastAsia="zh-CN"/>
-        </w:rPr>
-        <w:t>elevation</w:t>
-      </w:r>
-      <w:r>
-        <w:rPr>
-          <w:rFonts w:hint="eastAsia"/>
-          <w:lang w:val="en-US" w:eastAsia="zh-CN"/>
-        </w:rPr>
-        <w:t xml:space="preserve"> 海拔、高度，也可指立面图（建筑设计中）或提升、晋升</w:t>
-      </w:r>
-    </w:p>
-    <w:p>
-      <w:pPr>
-        <w:rPr>
-          <w:rFonts w:hint="default"/>
-          <w:lang w:val="en-US" w:eastAsia="zh-CN"/>
-        </w:rPr>
-      </w:pPr>
-      <w:r>
-        <w:rPr>
-          <w:rFonts w:hint="eastAsia"/>
-          <w:lang w:val="en-US" w:eastAsia="zh-CN"/>
-        </w:rPr>
-        <w:t>bar 条形</w:t>
-      </w:r>
-    </w:p>
-    <w:p>
-      <w:pPr>
-        <w:rPr>
-          <w:rFonts w:hint="eastAsia"/>
-          <w:lang w:val="en-US" w:eastAsia="zh-CN"/>
-        </w:rPr>
-      </w:pPr>
-    </w:p>
-    <w:p>
-      <w:pPr>
-        <w:rPr>
-          <w:rFonts w:hint="default" w:eastAsiaTheme="minorEastAsia"/>
-          <w:lang w:val="en-US" w:eastAsia="zh-CN"/>
-        </w:rPr>
-      </w:pPr>
-      <w:r>
-        <w:rPr>
-          <w:rFonts w:hint="eastAsia"/>
-          <w:lang w:val="en-US" w:eastAsia="zh-CN"/>
-        </w:rPr>
-        <w:t>88.</w:t>
-      </w:r>
-    </w:p>
-    <w:p>
-      <w:pPr>
-        <w:rPr>
-          <w:rFonts w:hint="eastAsia"/>
-          <w:lang w:val="en-US" w:eastAsia="zh-CN"/>
-        </w:rPr>
-      </w:pPr>
-      <w:r>
-        <w:rPr>
-          <w:rFonts w:hint="eastAsia"/>
-        </w:rPr>
-        <w:t>non-decreasing order</w:t>
-      </w:r>
-      <w:r>
-        <w:rPr>
-          <w:rFonts w:hint="eastAsia"/>
-          <w:lang w:val="en-US" w:eastAsia="zh-CN"/>
-        </w:rPr>
-        <w:t xml:space="preserve"> 非递减顺序(非严格递增)</w:t>
-      </w:r>
-    </w:p>
-    <w:p>
-      <w:pPr>
-        <w:rPr>
-          <w:rFonts w:hint="eastAsia"/>
-          <w:lang w:val="en-US" w:eastAsia="zh-CN"/>
-        </w:rPr>
-      </w:pPr>
-      <w:r>
-        <w:rPr>
-          <w:rFonts w:hint="default"/>
-          <w:lang w:val="en-US" w:eastAsia="zh-CN"/>
-        </w:rPr>
-        <w:t>respectively</w:t>
-      </w:r>
-      <w:r>
-        <w:rPr>
-          <w:rFonts w:hint="eastAsia"/>
-          <w:lang w:val="en-US" w:eastAsia="zh-CN"/>
-        </w:rPr>
-        <w:t xml:space="preserve"> 分别</w:t>
-      </w:r>
-    </w:p>
-    <w:p>
-      <w:pPr>
-        <w:rPr>
-          <w:rFonts w:hint="default"/>
-          <w:lang w:val="en-US" w:eastAsia="zh-CN"/>
-        </w:rPr>
-      </w:pPr>
-      <w:r>
-        <w:rPr>
-          <w:rFonts w:hint="default"/>
-          <w:lang w:val="en-US" w:eastAsia="zh-CN"/>
-        </w:rPr>
-        <w:t>accommodate</w:t>
-      </w:r>
-      <w:r>
-        <w:rPr>
-          <w:rFonts w:hint="eastAsia"/>
-          <w:lang w:val="en-US" w:eastAsia="zh-CN"/>
-        </w:rPr>
-        <w:t xml:space="preserve"> 适应</w:t>
+          <w:rFonts w:hint="default"/>
+          <w:lang w:val="en-US" w:eastAsia="zh-CN"/>
+        </w:rPr>
+      </w:pPr>
+      <w:r>
+        <w:rPr>
+          <w:rFonts w:hint="default"/>
+          <w:lang w:val="en-US" w:eastAsia="zh-CN"/>
+        </w:rPr>
+        <w:t>phrase</w:t>
+      </w:r>
+      <w:r>
+        <w:rPr>
+          <w:rFonts w:hint="eastAsia"/>
+          <w:lang w:val="en-US" w:eastAsia="zh-CN"/>
+        </w:rPr>
+        <w:tab/>
+        <w:t>短语</w:t>
+      </w:r>
+    </w:p>
+    <w:p>
+      <w:pPr>
+        <w:rPr>
+          <w:rFonts w:hint="default"/>
+          <w:lang w:val="en-US" w:eastAsia="zh-CN"/>
+        </w:rPr>
+      </w:pPr>
+      <w:r>
+        <w:rPr>
+          <w:rFonts w:hint="default"/>
+          <w:lang w:val="en-US" w:eastAsia="zh-CN"/>
+        </w:rPr>
+        <w:t>palindrome</w:t>
+      </w:r>
+      <w:r>
+        <w:rPr>
+          <w:rFonts w:hint="eastAsia"/>
+          <w:lang w:val="en-US" w:eastAsia="zh-CN"/>
+        </w:rPr>
+        <w:tab/>
+        <w:t>回文</w:t>
+      </w:r>
+    </w:p>
+    <w:p>
+      <w:pPr>
+        <w:rPr>
+          <w:rFonts w:hint="default"/>
+          <w:lang w:val="en-US" w:eastAsia="zh-CN"/>
+        </w:rPr>
+      </w:pPr>
+      <w:r>
+        <w:rPr>
+          <w:rFonts w:hint="default"/>
+          <w:lang w:val="en-US" w:eastAsia="zh-CN"/>
+        </w:rPr>
+        <w:t>alphanumeric</w:t>
+      </w:r>
+      <w:r>
+        <w:rPr>
+          <w:rFonts w:hint="eastAsia"/>
+          <w:lang w:val="en-US" w:eastAsia="zh-CN"/>
+        </w:rPr>
+        <w:tab/>
+        <w:t>字母数字的</w:t>
       </w:r>
     </w:p>
     <w:sectPr>

--- a/leetcode/google/英语单词整理.docx
+++ b/leetcode/google/英语单词整理.docx
@@ -429,6 +429,155 @@
         </w:rPr>
         <w:t>125.</w:t>
       </w:r>
+    </w:p>
+    <w:p>
+      <w:pPr>
+        <w:rPr>
+          <w:rFonts w:hint="default"/>
+          <w:lang w:val="en-US" w:eastAsia="zh-CN"/>
+        </w:rPr>
+      </w:pPr>
+      <w:r>
+        <w:rPr>
+          <w:rFonts w:hint="default"/>
+          <w:lang w:val="en-US" w:eastAsia="zh-CN"/>
+        </w:rPr>
+        <w:t>phrase</w:t>
+      </w:r>
+      <w:r>
+        <w:rPr>
+          <w:rFonts w:hint="eastAsia"/>
+          <w:lang w:val="en-US" w:eastAsia="zh-CN"/>
+        </w:rPr>
+        <w:tab/>
+      </w:r>
+      <w:r>
+        <w:rPr>
+          <w:rFonts w:hint="eastAsia"/>
+          <w:lang w:val="en-US" w:eastAsia="zh-CN"/>
+        </w:rPr>
+        <w:t>短语</w:t>
+      </w:r>
+    </w:p>
+    <w:p>
+      <w:pPr>
+        <w:rPr>
+          <w:rFonts w:hint="default"/>
+          <w:lang w:val="en-US" w:eastAsia="zh-CN"/>
+        </w:rPr>
+      </w:pPr>
+      <w:r>
+        <w:rPr>
+          <w:rFonts w:hint="default"/>
+          <w:lang w:val="en-US" w:eastAsia="zh-CN"/>
+        </w:rPr>
+        <w:t>palindrome</w:t>
+      </w:r>
+      <w:r>
+        <w:rPr>
+          <w:rFonts w:hint="eastAsia"/>
+          <w:lang w:val="en-US" w:eastAsia="zh-CN"/>
+        </w:rPr>
+        <w:tab/>
+      </w:r>
+      <w:r>
+        <w:rPr>
+          <w:rFonts w:hint="eastAsia"/>
+          <w:lang w:val="en-US" w:eastAsia="zh-CN"/>
+        </w:rPr>
+        <w:t>回文</w:t>
+      </w:r>
+    </w:p>
+    <w:p>
+      <w:pPr>
+        <w:rPr>
+          <w:rFonts w:hint="eastAsia"/>
+          <w:lang w:val="en-US" w:eastAsia="zh-CN"/>
+        </w:rPr>
+      </w:pPr>
+      <w:r>
+        <w:rPr>
+          <w:rFonts w:hint="default"/>
+          <w:lang w:val="en-US" w:eastAsia="zh-CN"/>
+        </w:rPr>
+        <w:t>alphanumeric</w:t>
+      </w:r>
+      <w:r>
+        <w:rPr>
+          <w:rFonts w:hint="eastAsia"/>
+          <w:lang w:val="en-US" w:eastAsia="zh-CN"/>
+        </w:rPr>
+        <w:tab/>
+      </w:r>
+      <w:r>
+        <w:rPr>
+          <w:rFonts w:hint="eastAsia"/>
+          <w:lang w:val="en-US" w:eastAsia="zh-CN"/>
+        </w:rPr>
+        <w:t>字母数字的</w:t>
+      </w:r>
+    </w:p>
+    <w:p>
+      <w:pPr>
+        <w:outlineLvl w:val="0"/>
+        <w:rPr>
+          <w:rFonts w:hint="eastAsia"/>
+          <w:lang w:val="en-US" w:eastAsia="zh-CN"/>
+        </w:rPr>
+      </w:pPr>
+      <w:r>
+        <w:rPr>
+          <w:rFonts w:hint="eastAsia"/>
+          <w:lang w:val="en-US" w:eastAsia="zh-CN"/>
+        </w:rPr>
+        <w:t>226.</w:t>
+      </w:r>
+    </w:p>
+    <w:p>
+      <w:pPr>
+        <w:rPr>
+          <w:rFonts w:hint="default"/>
+          <w:lang w:val="en-US" w:eastAsia="zh-CN"/>
+        </w:rPr>
+      </w:pPr>
+      <w:r>
+        <w:rPr>
+          <w:rFonts w:hint="eastAsia"/>
+          <w:lang w:val="en-US" w:eastAsia="zh-CN"/>
+        </w:rPr>
+        <w:t>invert</w:t>
+      </w:r>
+      <w:r>
+        <w:rPr>
+          <w:rFonts w:hint="eastAsia"/>
+          <w:lang w:val="en-US" w:eastAsia="zh-CN"/>
+        </w:rPr>
+        <w:tab/>
+        <w:t>反转，倒置，颠倒</w:t>
+      </w:r>
+    </w:p>
+    <w:p>
+      <w:pPr>
+        <w:rPr>
+          <w:rFonts w:hint="default"/>
+          <w:lang w:val="en-US" w:eastAsia="zh-CN"/>
+        </w:rPr>
+      </w:pPr>
+      <w:r>
+        <w:rPr>
+          <w:rFonts w:hint="eastAsia"/>
+          <w:lang w:val="en-US" w:eastAsia="zh-CN"/>
+        </w:rPr>
+        <w:t>binary tree</w:t>
+      </w:r>
+      <w:r>
+        <w:rPr>
+          <w:rFonts w:hint="eastAsia"/>
+          <w:lang w:val="en-US" w:eastAsia="zh-CN"/>
+        </w:rPr>
+        <w:tab/>
+        <w:t>二叉树</w:t>
+      </w:r>
       <w:bookmarkStart w:id="0" w:name="_GoBack"/>
       <w:bookmarkEnd w:id="0"/>
     </w:p>
@@ -439,67 +588,6 @@
           <w:lang w:val="en-US" w:eastAsia="zh-CN"/>
         </w:rPr>
       </w:pPr>
-      <w:r>
-        <w:rPr>
-          <w:rFonts w:hint="default"/>
-          <w:lang w:val="en-US" w:eastAsia="zh-CN"/>
-        </w:rPr>
-        <w:t>phrase</w:t>
-      </w:r>
-      <w:r>
-        <w:rPr>
-          <w:rFonts w:hint="eastAsia"/>
-          <w:lang w:val="en-US" w:eastAsia="zh-CN"/>
-        </w:rPr>
-        <w:tab/>
-        <w:t>短语</w:t>
-      </w:r>
-    </w:p>
-    <w:p>
-      <w:pPr>
-        <w:rPr>
-          <w:rFonts w:hint="default"/>
-          <w:lang w:val="en-US" w:eastAsia="zh-CN"/>
-        </w:rPr>
-      </w:pPr>
-      <w:r>
-        <w:rPr>
-          <w:rFonts w:hint="default"/>
-          <w:lang w:val="en-US" w:eastAsia="zh-CN"/>
-        </w:rPr>
-        <w:t>palindrome</w:t>
-      </w:r>
-      <w:r>
-        <w:rPr>
-          <w:rFonts w:hint="eastAsia"/>
-          <w:lang w:val="en-US" w:eastAsia="zh-CN"/>
-        </w:rPr>
-        <w:tab/>
-        <w:t>回文</w:t>
-      </w:r>
-    </w:p>
-    <w:p>
-      <w:pPr>
-        <w:rPr>
-          <w:rFonts w:hint="default"/>
-          <w:lang w:val="en-US" w:eastAsia="zh-CN"/>
-        </w:rPr>
-      </w:pPr>
-      <w:r>
-        <w:rPr>
-          <w:rFonts w:hint="default"/>
-          <w:lang w:val="en-US" w:eastAsia="zh-CN"/>
-        </w:rPr>
-        <w:t>alphanumeric</w:t>
-      </w:r>
-      <w:r>
-        <w:rPr>
-          <w:rFonts w:hint="eastAsia"/>
-          <w:lang w:val="en-US" w:eastAsia="zh-CN"/>
-        </w:rPr>
-        <w:tab/>
-        <w:t>字母数字的</w:t>
-      </w:r>
     </w:p>
     <w:sectPr>
       <w:pgSz w:w="11906" w:h="16838"/>

--- a/leetcode/google/英语单词整理.docx
+++ b/leetcode/google/英语单词整理.docx
@@ -519,67 +519,87 @@
     </w:p>
     <w:p>
       <w:pPr>
-        <w:outlineLvl w:val="0"/>
-        <w:rPr>
-          <w:rFonts w:hint="eastAsia"/>
-          <w:lang w:val="en-US" w:eastAsia="zh-CN"/>
-        </w:rPr>
-      </w:pPr>
-      <w:r>
-        <w:rPr>
-          <w:rFonts w:hint="eastAsia"/>
-          <w:lang w:val="en-US" w:eastAsia="zh-CN"/>
-        </w:rPr>
-        <w:t>226.</w:t>
-      </w:r>
-    </w:p>
-    <w:p>
-      <w:pPr>
-        <w:rPr>
-          <w:rFonts w:hint="default"/>
-          <w:lang w:val="en-US" w:eastAsia="zh-CN"/>
-        </w:rPr>
-      </w:pPr>
-      <w:r>
-        <w:rPr>
-          <w:rFonts w:hint="eastAsia"/>
-          <w:lang w:val="en-US" w:eastAsia="zh-CN"/>
-        </w:rPr>
-        <w:t>invert</w:t>
-      </w:r>
-      <w:r>
-        <w:rPr>
-          <w:rFonts w:hint="eastAsia"/>
-          <w:lang w:val="en-US" w:eastAsia="zh-CN"/>
-        </w:rPr>
-        <w:tab/>
-        <w:t>反转，倒置，颠倒</w:t>
-      </w:r>
-    </w:p>
-    <w:p>
-      <w:pPr>
-        <w:rPr>
-          <w:rFonts w:hint="default"/>
-          <w:lang w:val="en-US" w:eastAsia="zh-CN"/>
-        </w:rPr>
-      </w:pPr>
-      <w:r>
-        <w:rPr>
-          <w:rFonts w:hint="eastAsia"/>
-          <w:lang w:val="en-US" w:eastAsia="zh-CN"/>
-        </w:rPr>
-        <w:t>binary tree</w:t>
-      </w:r>
-      <w:r>
-        <w:rPr>
-          <w:rFonts w:hint="eastAsia"/>
-          <w:lang w:val="en-US" w:eastAsia="zh-CN"/>
-        </w:rPr>
-        <w:tab/>
-        <w:t>二叉树</w:t>
-      </w:r>
+        <w:rPr>
+          <w:rFonts w:hint="eastAsia"/>
+          <w:lang w:val="en-US" w:eastAsia="zh-CN"/>
+        </w:rPr>
+      </w:pPr>
       <w:bookmarkStart w:id="0" w:name="_GoBack"/>
       <w:bookmarkEnd w:id="0"/>
+    </w:p>
+    <w:p>
+      <w:pPr>
+        <w:outlineLvl w:val="0"/>
+        <w:rPr>
+          <w:rFonts w:hint="eastAsia"/>
+          <w:lang w:val="en-US" w:eastAsia="zh-CN"/>
+        </w:rPr>
+      </w:pPr>
+      <w:r>
+        <w:rPr>
+          <w:rFonts w:hint="eastAsia"/>
+          <w:lang w:val="en-US" w:eastAsia="zh-CN"/>
+        </w:rPr>
+        <w:t>226.</w:t>
+      </w:r>
+    </w:p>
+    <w:p>
+      <w:pPr>
+        <w:rPr>
+          <w:rFonts w:hint="default"/>
+          <w:lang w:val="en-US" w:eastAsia="zh-CN"/>
+        </w:rPr>
+      </w:pPr>
+      <w:r>
+        <w:rPr>
+          <w:rFonts w:hint="eastAsia"/>
+          <w:lang w:val="en-US" w:eastAsia="zh-CN"/>
+        </w:rPr>
+        <w:t>invert</w:t>
+      </w:r>
+      <w:r>
+        <w:rPr>
+          <w:rFonts w:hint="eastAsia"/>
+          <w:lang w:val="en-US" w:eastAsia="zh-CN"/>
+        </w:rPr>
+        <w:tab/>
+      </w:r>
+      <w:r>
+        <w:rPr>
+          <w:rFonts w:hint="eastAsia"/>
+          <w:lang w:val="en-US" w:eastAsia="zh-CN"/>
+        </w:rPr>
+        <w:t>反转，倒置，颠倒</w:t>
+      </w:r>
+    </w:p>
+    <w:p>
+      <w:pPr>
+        <w:rPr>
+          <w:rFonts w:hint="default"/>
+          <w:lang w:val="en-US" w:eastAsia="zh-CN"/>
+        </w:rPr>
+      </w:pPr>
+      <w:r>
+        <w:rPr>
+          <w:rFonts w:hint="eastAsia"/>
+          <w:lang w:val="en-US" w:eastAsia="zh-CN"/>
+        </w:rPr>
+        <w:t>binary tree</w:t>
+      </w:r>
+      <w:r>
+        <w:rPr>
+          <w:rFonts w:hint="eastAsia"/>
+          <w:lang w:val="en-US" w:eastAsia="zh-CN"/>
+        </w:rPr>
+        <w:tab/>
+      </w:r>
+      <w:r>
+        <w:rPr>
+          <w:rFonts w:hint="eastAsia"/>
+          <w:lang w:val="en-US" w:eastAsia="zh-CN"/>
+        </w:rPr>
+        <w:t>二叉树</w:t>
+      </w:r>
     </w:p>
     <w:p>
       <w:pPr>

--- a/leetcode/google/英语单词整理.docx
+++ b/leetcode/google/英语单词整理.docx
@@ -524,82 +524,187 @@
           <w:lang w:val="en-US" w:eastAsia="zh-CN"/>
         </w:rPr>
       </w:pPr>
+    </w:p>
+    <w:p>
+      <w:pPr>
+        <w:outlineLvl w:val="0"/>
+        <w:rPr>
+          <w:rFonts w:hint="eastAsia"/>
+          <w:lang w:val="en-US" w:eastAsia="zh-CN"/>
+        </w:rPr>
+      </w:pPr>
+      <w:r>
+        <w:rPr>
+          <w:rFonts w:hint="eastAsia"/>
+          <w:lang w:val="en-US" w:eastAsia="zh-CN"/>
+        </w:rPr>
+        <w:t>226.</w:t>
+      </w:r>
+    </w:p>
+    <w:p>
+      <w:pPr>
+        <w:rPr>
+          <w:rFonts w:hint="default"/>
+          <w:lang w:val="en-US" w:eastAsia="zh-CN"/>
+        </w:rPr>
+      </w:pPr>
+      <w:r>
+        <w:rPr>
+          <w:rFonts w:hint="eastAsia"/>
+          <w:lang w:val="en-US" w:eastAsia="zh-CN"/>
+        </w:rPr>
+        <w:t>invert</w:t>
+      </w:r>
+      <w:r>
+        <w:rPr>
+          <w:rFonts w:hint="eastAsia"/>
+          <w:lang w:val="en-US" w:eastAsia="zh-CN"/>
+        </w:rPr>
+        <w:tab/>
+      </w:r>
+      <w:r>
+        <w:rPr>
+          <w:rFonts w:hint="eastAsia"/>
+          <w:lang w:val="en-US" w:eastAsia="zh-CN"/>
+        </w:rPr>
+        <w:t>反转，倒置，颠倒</w:t>
+      </w:r>
+    </w:p>
+    <w:p>
+      <w:pPr>
+        <w:rPr>
+          <w:rFonts w:hint="eastAsia"/>
+          <w:lang w:val="en-US" w:eastAsia="zh-CN"/>
+        </w:rPr>
+      </w:pPr>
+      <w:r>
+        <w:rPr>
+          <w:rFonts w:hint="eastAsia"/>
+          <w:lang w:val="en-US" w:eastAsia="zh-CN"/>
+        </w:rPr>
+        <w:t>binary tree</w:t>
+      </w:r>
+      <w:r>
+        <w:rPr>
+          <w:rFonts w:hint="eastAsia"/>
+          <w:lang w:val="en-US" w:eastAsia="zh-CN"/>
+        </w:rPr>
+        <w:tab/>
+      </w:r>
+      <w:r>
+        <w:rPr>
+          <w:rFonts w:hint="eastAsia"/>
+          <w:lang w:val="en-US" w:eastAsia="zh-CN"/>
+        </w:rPr>
+        <w:t>二叉树</w:t>
+      </w:r>
+    </w:p>
+    <w:p>
+      <w:pPr>
+        <w:rPr>
+          <w:rFonts w:hint="eastAsia"/>
+          <w:lang w:val="en-US" w:eastAsia="zh-CN"/>
+        </w:rPr>
+      </w:pPr>
+    </w:p>
+    <w:p>
+      <w:pPr>
+        <w:outlineLvl w:val="0"/>
+        <w:rPr>
+          <w:rFonts w:hint="eastAsia"/>
+          <w:lang w:val="en-US" w:eastAsia="zh-CN"/>
+        </w:rPr>
+      </w:pPr>
+      <w:r>
+        <w:rPr>
+          <w:rFonts w:hint="eastAsia"/>
+          <w:lang w:val="en-US" w:eastAsia="zh-CN"/>
+        </w:rPr>
+        <w:t>242.</w:t>
+      </w:r>
+    </w:p>
+    <w:p>
+      <w:pPr>
+        <w:rPr>
+          <w:rFonts w:hint="default"/>
+          <w:lang w:val="en-US" w:eastAsia="zh-CN"/>
+        </w:rPr>
+      </w:pPr>
+      <w:r>
+        <w:rPr>
+          <w:rFonts w:hint="eastAsia"/>
+          <w:lang w:val="en-US" w:eastAsia="zh-CN"/>
+        </w:rPr>
+        <w:t>a</w:t>
+      </w:r>
+      <w:r>
+        <w:rPr>
+          <w:rFonts w:hint="default"/>
+          <w:lang w:val="en-US" w:eastAsia="zh-CN"/>
+        </w:rPr>
+        <w:t>nagram</w:t>
+      </w:r>
+      <w:r>
+        <w:rPr>
+          <w:rFonts w:hint="eastAsia"/>
+          <w:lang w:val="en-US" w:eastAsia="zh-CN"/>
+        </w:rPr>
+        <w:t xml:space="preserve"> 相同字母异序词，异位构词，变位词</w:t>
+      </w:r>
+    </w:p>
+    <w:p>
+      <w:pPr>
+        <w:rPr>
+          <w:rFonts w:hint="default"/>
+          <w:lang w:val="en-US" w:eastAsia="zh-CN"/>
+        </w:rPr>
+      </w:pPr>
+      <w:r>
+        <w:rPr>
+          <w:rFonts w:hint="default"/>
+          <w:lang w:val="en-US" w:eastAsia="zh-CN"/>
+        </w:rPr>
+        <w:t>An anagram is a word or phrase formed by rearranging the letters of a different word or phrase, using all the original letters exactly once.</w:t>
+      </w:r>
+    </w:p>
+    <w:p>
+      <w:pPr>
+        <w:rPr>
+          <w:rFonts w:hint="default"/>
+          <w:lang w:val="en-US" w:eastAsia="zh-CN"/>
+        </w:rPr>
+      </w:pPr>
+      <w:r>
+        <w:rPr>
+          <w:rFonts w:hint="eastAsia"/>
+          <w:lang w:val="en-US" w:eastAsia="zh-CN"/>
+        </w:rPr>
+        <w:t>字母异位词</w:t>
+      </w:r>
+      <w:r>
+        <w:rPr>
+          <w:rFonts w:hint="default"/>
+          <w:lang w:val="en-US" w:eastAsia="zh-CN"/>
+        </w:rPr>
+        <w:t>是指通过重新排列另一个单词或短语的字母，且所有原字母都只使用一次，而形成的新单词或短语。</w:t>
+      </w:r>
+    </w:p>
+    <w:p>
+      <w:pPr>
+        <w:rPr>
+          <w:rFonts w:hint="default"/>
+          <w:lang w:val="en-US" w:eastAsia="zh-CN"/>
+        </w:rPr>
+      </w:pPr>
+      <w:r>
+        <w:rPr>
+          <w:rFonts w:hint="eastAsia"/>
+          <w:lang w:val="en-US" w:eastAsia="zh-CN"/>
+        </w:rPr>
+        <w:t>rearrange 重新整理，重新布置；改变（位置，时间，顺序）</w:t>
+      </w:r>
       <w:bookmarkStart w:id="0" w:name="_GoBack"/>
       <w:bookmarkEnd w:id="0"/>
-    </w:p>
-    <w:p>
-      <w:pPr>
-        <w:outlineLvl w:val="0"/>
-        <w:rPr>
-          <w:rFonts w:hint="eastAsia"/>
-          <w:lang w:val="en-US" w:eastAsia="zh-CN"/>
-        </w:rPr>
-      </w:pPr>
-      <w:r>
-        <w:rPr>
-          <w:rFonts w:hint="eastAsia"/>
-          <w:lang w:val="en-US" w:eastAsia="zh-CN"/>
-        </w:rPr>
-        <w:t>226.</w:t>
-      </w:r>
-    </w:p>
-    <w:p>
-      <w:pPr>
-        <w:rPr>
-          <w:rFonts w:hint="default"/>
-          <w:lang w:val="en-US" w:eastAsia="zh-CN"/>
-        </w:rPr>
-      </w:pPr>
-      <w:r>
-        <w:rPr>
-          <w:rFonts w:hint="eastAsia"/>
-          <w:lang w:val="en-US" w:eastAsia="zh-CN"/>
-        </w:rPr>
-        <w:t>invert</w:t>
-      </w:r>
-      <w:r>
-        <w:rPr>
-          <w:rFonts w:hint="eastAsia"/>
-          <w:lang w:val="en-US" w:eastAsia="zh-CN"/>
-        </w:rPr>
-        <w:tab/>
-      </w:r>
-      <w:r>
-        <w:rPr>
-          <w:rFonts w:hint="eastAsia"/>
-          <w:lang w:val="en-US" w:eastAsia="zh-CN"/>
-        </w:rPr>
-        <w:t>反转，倒置，颠倒</w:t>
-      </w:r>
-    </w:p>
-    <w:p>
-      <w:pPr>
-        <w:rPr>
-          <w:rFonts w:hint="default"/>
-          <w:lang w:val="en-US" w:eastAsia="zh-CN"/>
-        </w:rPr>
-      </w:pPr>
-      <w:r>
-        <w:rPr>
-          <w:rFonts w:hint="eastAsia"/>
-          <w:lang w:val="en-US" w:eastAsia="zh-CN"/>
-        </w:rPr>
-        <w:t>binary tree</w:t>
-      </w:r>
-      <w:r>
-        <w:rPr>
-          <w:rFonts w:hint="eastAsia"/>
-          <w:lang w:val="en-US" w:eastAsia="zh-CN"/>
-        </w:rPr>
-        <w:tab/>
-      </w:r>
-      <w:r>
-        <w:rPr>
-          <w:rFonts w:hint="eastAsia"/>
-          <w:lang w:val="en-US" w:eastAsia="zh-CN"/>
-        </w:rPr>
-        <w:t>二叉树</w:t>
-      </w:r>
     </w:p>
     <w:p>
       <w:pPr>

--- a/leetcode/google/英语单词整理.docx
+++ b/leetcode/google/英语单词整理.docx
@@ -686,25 +686,46 @@
           <w:rFonts w:hint="default"/>
           <w:lang w:val="en-US" w:eastAsia="zh-CN"/>
         </w:rPr>
-        <w:t>是指通过重新排列另一个单词或短语的字母，且所有原字母都只使用一次，而形成的新单词或短语。</w:t>
-      </w:r>
-    </w:p>
-    <w:p>
-      <w:pPr>
-        <w:rPr>
-          <w:rFonts w:hint="default"/>
-          <w:lang w:val="en-US" w:eastAsia="zh-CN"/>
-        </w:rPr>
-      </w:pPr>
-      <w:r>
-        <w:rPr>
-          <w:rFonts w:hint="eastAsia"/>
-          <w:lang w:val="en-US" w:eastAsia="zh-CN"/>
-        </w:rPr>
-        <w:t>rearrange 重新整理，重新布置；改变（位置，时间，顺序）</w:t>
+        <w:t>是指通过重新排列另一个单词或短语的字母，且</w:t>
+      </w:r>
+      <w:r>
+        <w:rPr>
+          <w:rFonts w:hint="eastAsia"/>
+          <w:lang w:val="en-US" w:eastAsia="zh-CN"/>
+        </w:rPr>
+        <w:t>使用所有原字母一次</w:t>
       </w:r>
       <w:bookmarkStart w:id="0" w:name="_GoBack"/>
       <w:bookmarkEnd w:id="0"/>
+      <w:r>
+        <w:rPr>
+          <w:rFonts w:hint="default"/>
+          <w:lang w:val="en-US" w:eastAsia="zh-CN"/>
+        </w:rPr>
+        <w:t>，而形成的新单词或短语。</w:t>
+      </w:r>
+      <w:r>
+        <w:rPr>
+          <w:rFonts w:hint="eastAsia"/>
+          <w:lang w:val="en-US" w:eastAsia="zh-CN"/>
+        </w:rPr>
+        <w:t>(两个词的字母完全相同，且字母出现的次数也相同)</w:t>
+      </w:r>
+    </w:p>
+    <w:p>
+      <w:pPr>
+        <w:rPr>
+          <w:rFonts w:hint="default"/>
+          <w:lang w:val="en-US" w:eastAsia="zh-CN"/>
+        </w:rPr>
+      </w:pPr>
+      <w:r>
+        <w:rPr>
+          <w:rFonts w:hint="eastAsia"/>
+          <w:lang w:val="en-US" w:eastAsia="zh-CN"/>
+        </w:rPr>
+        <w:t>rearrange 重新整理，重新布置；改变（位置，时间，顺序）</w:t>
+      </w:r>
     </w:p>
     <w:p>
       <w:pPr>
